--- a/sprachmodelle/Steckbriefe/Word_Dokumente/C_Bias_huggingface.docx
+++ b/sprachmodelle/Steckbriefe/Word_Dokumente/C_Bias_huggingface.docx
@@ -161,6 +161,7 @@
         <w:tab/>
       </w:r>
       <w:hyperlink r:id="rId8" w:history="1">
+        <w:proofErr w:type="spellStart"/>
         <w:r>
           <w:rPr>
             <w:rStyle w:val="Hyperlink"/>
@@ -170,6 +171,7 @@
           </w:rPr>
           <w:t>Huggingface_Bias.ipynb</w:t>
         </w:r>
+        <w:proofErr w:type="spellEnd"/>
       </w:hyperlink>
     </w:p>
     <w:p>

--- a/sprachmodelle/Steckbriefe/Word_Dokumente/C_Bias_huggingface.docx
+++ b/sprachmodelle/Steckbriefe/Word_Dokumente/C_Bias_huggingface.docx
@@ -293,100 +293,6 @@
           <w:sz w:val="24"/>
           <w:szCs w:val="24"/>
         </w:rPr>
-        <w:t>Bei erstmaliger Nutzung des Notebooks m</w:t>
-      </w:r>
-      <w:r>
-        <w:rPr>
-          <w:rFonts w:ascii="Calibri" w:hAnsi="Calibri" w:cs="Calibri"/>
-          <w:sz w:val="24"/>
-          <w:szCs w:val="24"/>
-        </w:rPr>
-        <w:t>ü</w:t>
-      </w:r>
-      <w:r>
-        <w:rPr>
-          <w:rFonts w:ascii="Calibri" w:hAnsi="Calibri" w:cs="Calibri"/>
-          <w:sz w:val="24"/>
-          <w:szCs w:val="24"/>
-        </w:rPr>
-        <w:t>ss</w:t>
-      </w:r>
-      <w:r>
-        <w:rPr>
-          <w:rFonts w:ascii="Calibri" w:hAnsi="Calibri" w:cs="Calibri"/>
-          <w:sz w:val="24"/>
-          <w:szCs w:val="24"/>
-        </w:rPr>
-        <w:t>en</w:t>
-      </w:r>
-      <w:r>
-        <w:rPr>
-          <w:rFonts w:ascii="Calibri" w:hAnsi="Calibri" w:cs="Calibri"/>
-          <w:sz w:val="24"/>
-          <w:szCs w:val="24"/>
-        </w:rPr>
-        <w:t xml:space="preserve"> die erste</w:t>
-      </w:r>
-      <w:r>
-        <w:rPr>
-          <w:rFonts w:ascii="Calibri" w:hAnsi="Calibri" w:cs="Calibri"/>
-          <w:sz w:val="24"/>
-          <w:szCs w:val="24"/>
-        </w:rPr>
-        <w:t>n beiden</w:t>
-      </w:r>
-      <w:r>
-        <w:rPr>
-          <w:rFonts w:ascii="Calibri" w:hAnsi="Calibri" w:cs="Calibri"/>
-          <w:sz w:val="24"/>
-          <w:szCs w:val="24"/>
-        </w:rPr>
-        <w:t xml:space="preserve"> </w:t>
-      </w:r>
-      <w:r>
-        <w:rPr>
-          <w:rFonts w:ascii="Calibri" w:hAnsi="Calibri" w:cs="Calibri"/>
-          <w:sz w:val="24"/>
-          <w:szCs w:val="24"/>
-        </w:rPr>
-        <w:t>Zelle</w:t>
-      </w:r>
-      <w:r>
-        <w:rPr>
-          <w:rFonts w:ascii="Calibri" w:hAnsi="Calibri" w:cs="Calibri"/>
-          <w:sz w:val="24"/>
-          <w:szCs w:val="24"/>
-        </w:rPr>
-        <w:t>n</w:t>
-      </w:r>
-      <w:r>
-        <w:rPr>
-          <w:rFonts w:ascii="Calibri" w:hAnsi="Calibri" w:cs="Calibri"/>
-          <w:sz w:val="24"/>
-          <w:szCs w:val="24"/>
-        </w:rPr>
-        <w:t xml:space="preserve"> ausgeführt werden.</w:t>
-      </w:r>
-    </w:p>
-    <w:p>
-      <w:pPr>
-        <w:pStyle w:val="Listenabsatz"/>
-        <w:numPr>
-          <w:ilvl w:val="0"/>
-          <w:numId w:val="5"/>
-        </w:numPr>
-        <w:rPr>
-          <w:rFonts w:ascii="Calibri" w:hAnsi="Calibri" w:cs="Calibri"/>
-          <w:sz w:val="24"/>
-          <w:szCs w:val="24"/>
-        </w:rPr>
-      </w:pPr>
-      <w:r>
-        <w:rPr>
-          <w:rFonts w:ascii="Calibri" w:hAnsi="Calibri" w:cs="Calibri"/>
-          <w:sz w:val="24"/>
-          <w:szCs w:val="24"/>
-        </w:rPr>
         <w:t>Informationen zur Programmierung:</w:t>
       </w:r>
       <w:r>
@@ -421,50 +327,6 @@
     </w:p>
     <w:p>
       <w:pPr>
-        <w:pStyle w:val="Listenabsatz"/>
-        <w:numPr>
-          <w:ilvl w:val="0"/>
-          <w:numId w:val="5"/>
-        </w:numPr>
-        <w:rPr>
-          <w:rFonts w:ascii="Calibri" w:hAnsi="Calibri" w:cs="Calibri"/>
-          <w:sz w:val="24"/>
-          <w:szCs w:val="24"/>
-          <w:highlight w:val="yellow"/>
-        </w:rPr>
-      </w:pPr>
-      <w:r>
-        <w:rPr>
-          <w:rFonts w:ascii="Calibri" w:hAnsi="Calibri" w:cs="Calibri"/>
-          <w:sz w:val="24"/>
-          <w:szCs w:val="24"/>
-          <w:highlight w:val="yellow"/>
-        </w:rPr>
-        <w:t>Noch im Entwurfsstadium!</w:t>
-      </w:r>
-    </w:p>
-    <w:p>
-      <w:pPr>
-        <w:pStyle w:val="Listenabsatz"/>
-        <w:rPr>
-          <w:rFonts w:ascii="Calibri" w:hAnsi="Calibri" w:cs="Calibri"/>
-          <w:sz w:val="24"/>
-          <w:szCs w:val="24"/>
-        </w:rPr>
-      </w:pPr>
-    </w:p>
-    <w:p>
-      <w:pPr>
-        <w:pStyle w:val="Listenabsatz"/>
-        <w:rPr>
-          <w:rFonts w:ascii="Calibri" w:hAnsi="Calibri" w:cs="Calibri"/>
-          <w:sz w:val="24"/>
-          <w:szCs w:val="24"/>
-        </w:rPr>
-      </w:pPr>
-    </w:p>
-    <w:p>
-      <w:pPr>
         <w:rPr>
           <w:rFonts w:ascii="Calibri" w:hAnsi="Calibri" w:cs="Calibri"/>
           <w:sz w:val="32"/>
@@ -490,58 +352,6 @@
           <w:u w:val="single"/>
         </w:rPr>
         <w:t>Arbeitsaufträge</w:t>
-      </w:r>
-    </w:p>
-    <w:p>
-      <w:pPr>
-        <w:pStyle w:val="Listenabsatz"/>
-        <w:numPr>
-          <w:ilvl w:val="0"/>
-          <w:numId w:val="6"/>
-        </w:numPr>
-        <w:rPr>
-          <w:rFonts w:ascii="Calibri" w:hAnsi="Calibri" w:cs="Calibri"/>
-          <w:sz w:val="24"/>
-          <w:szCs w:val="24"/>
-        </w:rPr>
-      </w:pPr>
-      <w:r>
-        <w:rPr>
-          <w:rFonts w:ascii="Calibri" w:hAnsi="Calibri" w:cs="Calibri"/>
-          <w:sz w:val="24"/>
-          <w:szCs w:val="24"/>
-        </w:rPr>
-        <w:t>In welchen Berufen arbeiten durchschnittliche Frauen/ Männer gemäß der Meinung des Sprachmodells?</w:t>
-      </w:r>
-      <w:r>
-        <w:rPr>
-          <w:rFonts w:ascii="Calibri" w:hAnsi="Calibri" w:cs="Calibri"/>
-          <w:sz w:val="24"/>
-          <w:szCs w:val="24"/>
-        </w:rPr>
-        <w:br/>
-      </w:r>
-    </w:p>
-    <w:p>
-      <w:pPr>
-        <w:pStyle w:val="Listenabsatz"/>
-        <w:numPr>
-          <w:ilvl w:val="0"/>
-          <w:numId w:val="6"/>
-        </w:numPr>
-        <w:rPr>
-          <w:rFonts w:ascii="Calibri" w:hAnsi="Calibri" w:cs="Calibri"/>
-          <w:sz w:val="24"/>
-          <w:szCs w:val="24"/>
-        </w:rPr>
-      </w:pPr>
-      <w:r>
-        <w:rPr>
-          <w:rFonts w:ascii="Calibri" w:hAnsi="Calibri" w:cs="Calibri"/>
-          <w:sz w:val="24"/>
-          <w:szCs w:val="24"/>
-        </w:rPr>
-        <w:t>Finden Sie weitere Fragen, die eine etwaige Verzerrung aufzeigen könnten.</w:t>
       </w:r>
       <w:r>
         <w:rPr>
